--- a/docs/Relatorio_TP1_ISI.docx
+++ b/docs/Relatorio_TP1_ISI.docx
@@ -126,7 +126,7 @@
           <w:sz w:val="22"/>
           <w:szCs w:val="22"/>
         </w:rPr>
-        <w:t xml:space="preserve">Docentes: Luís Ferreira e Óscar Ribeiro</w:t>
+        <w:t xml:space="preserve">Docente: Óscar Ribeiro</w:t>
       </w:r>
     </w:p>
     <w:p>
@@ -753,7 +753,7 @@
                 <w:sz w:val="19"/>
                 <w:szCs w:val="19"/>
               </w:rPr>
-              <w:t xml:space="preserve">Docentes</w:t>
+              <w:t xml:space="preserve">Docente</w:t>
             </w:r>
           </w:p>
         </w:tc>
@@ -779,7 +779,7 @@
                 <w:sz w:val="19"/>
                 <w:szCs w:val="19"/>
               </w:rPr>
-              <w:t xml:space="preserve">Luís Ferreira e Óscar Ribeiro</w:t>
+              <w:t xml:space="preserve">Óscar Ribeiro</w:t>
             </w:r>
           </w:p>
         </w:tc>
@@ -5571,7 +5571,7 @@
       <w:r>
         <w:drawing>
           <wp:inline distT="0" distB="0" distL="0" distR="0">
-            <wp:extent cx="5715000" cy="4162425"/>
+            <wp:extent cx="5619750" cy="4095750"/>
             <wp:effectExtent t="0" r="0" b="0" l="0"/>
             <wp:docPr id="1" name="" descr="" title=""/>
             <wp:cNvGraphicFramePr>
@@ -5596,7 +5596,7 @@
                   <pic:spPr bwMode="auto">
                     <a:xfrm>
                       <a:off x="0" y="0"/>
-                      <a:ext cx="5715000" cy="4162425"/>
+                      <a:ext cx="5619750" cy="4095750"/>
                     </a:xfrm>
                     <a:prstGeom prst="rect">
                       <a:avLst/>
@@ -7730,7 +7730,7 @@
       <w:r>
         <w:drawing>
           <wp:inline distT="0" distB="0" distL="0" distR="0">
-            <wp:extent cx="4371975" cy="5334000"/>
+            <wp:extent cx="3905250" cy="4762500"/>
             <wp:effectExtent t="0" r="0" b="0" l="0"/>
             <wp:docPr id="1" name="" descr="" title=""/>
             <wp:cNvGraphicFramePr>
@@ -7755,7 +7755,7 @@
                   <pic:spPr bwMode="auto">
                     <a:xfrm>
                       <a:off x="0" y="0"/>
-                      <a:ext cx="4371975" cy="5334000"/>
+                      <a:ext cx="3905250" cy="4762500"/>
                     </a:xfrm>
                     <a:prstGeom prst="rect">
                       <a:avLst/>
@@ -8831,7 +8831,7 @@
       <w:r>
         <w:drawing>
           <wp:inline distT="0" distB="0" distL="0" distR="0">
-            <wp:extent cx="2286000" cy="2286000"/>
+            <wp:extent cx="1905000" cy="1905000"/>
             <wp:effectExtent t="0" r="0" b="0" l="0"/>
             <wp:docPr id="1" name="" descr="" title=""/>
             <wp:cNvGraphicFramePr>
@@ -8856,7 +8856,7 @@
                   <pic:spPr bwMode="auto">
                     <a:xfrm>
                       <a:off x="0" y="0"/>
-                      <a:ext cx="2286000" cy="2286000"/>
+                      <a:ext cx="1905000" cy="1905000"/>
                     </a:xfrm>
                     <a:prstGeom prst="rect">
                       <a:avLst/>
@@ -9054,7 +9054,7 @@
         <w:spacing w:after="60" w:line="280"/>
       </w:pPr>
       <w:r>
-        <w:t xml:space="preserve">Ferreira, L. e Ribeiro, Ó. (2026). Integração de Sistemas de Informação, Trabalho Prático I: enunciado. IPCA.</w:t>
+        <w:t xml:space="preserve">Ribeiro, Ó. (2026). Integração de Sistemas de Informação, Trabalho Prático I: enunciado. IPCA.</w:t>
       </w:r>
     </w:p>
     <w:p>
